--- a/zabeer-u.docx
+++ b/zabeer-u.docx
@@ -1343,7 +1343,7 @@
           <w:u w:val="none"/>
           <w:vertAlign w:val="baseline"/>
         </w:rPr>
-        <w:t xml:space="preserve">LIVE LINK : https://zstream.onrender.com </w:t>
+        <w:t>LIVE LINK : https://zstream.zabeer.online/</w:t>
       </w:r>
     </w:p>
     <w:p>
@@ -2003,15 +2003,7 @@
             <w:color w:val="0000FF"/>
             <w:u w:val="single"/>
           </w:rPr>
-          <w:t>https://tapedb.</w:t>
-        </w:r>
-        <w:r>
-          <w:rPr>
-            <w:rStyle w:val="ListLabel20"/>
-            <w:color w:val="0000FF"/>
-            <w:u w:val="single"/>
-          </w:rPr>
-          <w:t>zabeer.</w:t>
+          <w:t>https://tapedb.zabeer.</w:t>
         </w:r>
       </w:hyperlink>
       <w:r>
@@ -2128,9 +2120,9 @@
                             <a:avLst/>
                             <a:gdLst>
                               <a:gd name="textAreaLeft" fmla="*/ 0 w 22680"/>
-                              <a:gd name="textAreaRight" fmla="*/ 23760 w 22680"/>
+                              <a:gd name="textAreaRight" fmla="*/ 24120 w 22680"/>
                               <a:gd name="textAreaTop" fmla="*/ 0 h 7200"/>
-                              <a:gd name="textAreaBottom" fmla="*/ 8280 h 7200"/>
+                              <a:gd name="textAreaBottom" fmla="*/ 8640 h 7200"/>
                             </a:gdLst>
                             <a:ahLst/>
                             <a:rect l="textAreaLeft" t="textAreaTop" r="textAreaRight" b="textAreaBottom"/>
@@ -2476,9 +2468,9 @@
                           <a:avLst/>
                           <a:gdLst>
                             <a:gd name="textAreaLeft" fmla="*/ 0 w 22680"/>
-                            <a:gd name="textAreaRight" fmla="*/ 23760 w 22680"/>
+                            <a:gd name="textAreaRight" fmla="*/ 24120 w 22680"/>
                             <a:gd name="textAreaTop" fmla="*/ 0 h 7200"/>
-                            <a:gd name="textAreaBottom" fmla="*/ 8280 h 7200"/>
+                            <a:gd name="textAreaBottom" fmla="*/ 8640 h 7200"/>
                           </a:gdLst>
                           <a:ahLst/>
                           <a:rect l="textAreaLeft" t="textAreaTop" r="textAreaRight" b="textAreaBottom"/>
@@ -2972,9 +2964,9 @@
                           <a:avLst/>
                           <a:gdLst>
                             <a:gd name="textAreaLeft" fmla="*/ 0 w 7200"/>
-                            <a:gd name="textAreaRight" fmla="*/ 8280 w 7200"/>
+                            <a:gd name="textAreaRight" fmla="*/ 8640 w 7200"/>
                             <a:gd name="textAreaTop" fmla="*/ 0 h 237600"/>
-                            <a:gd name="textAreaBottom" fmla="*/ 238680 h 237600"/>
+                            <a:gd name="textAreaBottom" fmla="*/ 239040 h 237600"/>
                           </a:gdLst>
                           <a:ahLst/>
                           <a:rect l="textAreaLeft" t="textAreaTop" r="textAreaRight" b="textAreaBottom"/>
